--- a/Reference-Material/reference/ACRME_Scoring_Weights_Explained.docx
+++ b/Reference-Material/reference/ACRME_Scoring_Weights_Explained.docx
@@ -1614,7 +1614,7 @@
               <w:jc w:val="left"/>
             </w:pPr>
             <w:r>
-              <w:t xml:space="preserve">Coverage ratio health relative to target. Scores 1.0 when coverage ≥</w:t>
+              <w:t xml:space="preserve">Coverage-ratio health relative to a configurable coverage target.</w:t>
             </w:r>
             <w:r>
               <w:t xml:space="preserve"> </w:t>
@@ -1623,58 +1623,68 @@
               <w:rPr>
                 <w:rStyle w:val="VerbatimChar"/>
               </w:rPr>
-              <w:t xml:space="preserve">dr_ratio_max</w:t>
+              <w:t xml:space="preserve">dr_crg_coverage_ratio = dr_crg_quantity / Destination_DR_Requirement(region)</w:t>
+            </w:r>
+            <w:r>
+              <w:t xml:space="preserve">, where</w:t>
             </w:r>
             <w:r>
               <w:t xml:space="preserve"> </w:t>
             </w:r>
             <w:r>
-              <w:t xml:space="preserve">(0.40). Proportionally below 1.0 for coverage between</w:t>
+              <w:rPr>
+                <w:rStyle w:val="VerbatimChar"/>
+              </w:rPr>
+              <w:t xml:space="preserve">Destination_DR_Requirement(region) = MAX(source portions)</w:t>
             </w:r>
             <w:r>
               <w:t xml:space="preserve"> </w:t>
             </w:r>
             <w:r>
+              <w:t xml:space="preserve">(max-not-sum, A.6/DR-017). Scores 1.0 when coverage meets the configurable</w:t>
+            </w:r>
+            <w:r>
+              <w:t xml:space="preserve"> </w:t>
+            </w:r>
+            <w:r>
               <w:rPr>
                 <w:rStyle w:val="VerbatimChar"/>
               </w:rPr>
-              <w:t xml:space="preserve">dr_ratio_min</w:t>
+              <w:t xml:space="preserve">dr_coverage_target</w:t>
+            </w:r>
+            <w:r>
+              <w:t xml:space="preserve">; proportionally below 1.0 otherwise.</w:t>
             </w:r>
             <w:r>
               <w:t xml:space="preserve"> </w:t>
             </w:r>
             <w:r>
-              <w:t xml:space="preserve">(0.30) and</w:t>
+              <w:rPr>
+                <w:bCs/>
+                <w:b/>
+              </w:rPr>
+              <w:t xml:space="preserve">This target is a normalization reference for scoring only — it is NOT the retired fixed 30–40% DR-to-Prod sizing ratio</w:t>
             </w:r>
             <w:r>
               <w:t xml:space="preserve"> </w:t>
             </w:r>
             <w:r>
+              <w:t xml:space="preserve">(Calc Logic Reference Scenario 15 → 17).</w:t>
+            </w:r>
+          </w:p>
+        </w:tc>
+        <w:tc>
+          <w:tcPr/>
+          <w:p>
+            <w:pPr>
+              <w:pStyle w:val="Compact"/>
+              <w:jc w:val="left"/>
+            </w:pPr>
+            <w:r>
               <w:rPr>
                 <w:rStyle w:val="VerbatimChar"/>
               </w:rPr>
-              <w:t xml:space="preserve">dr_ratio_max</w:t>
-            </w:r>
-            <w:r>
-              <w:t xml:space="preserve"> </w:t>
-            </w:r>
-            <w:r>
-              <w:t xml:space="preserve">(e.g. 0.35/0.40 = 0.875).</w:t>
-            </w:r>
-          </w:p>
-        </w:tc>
-        <w:tc>
-          <w:tcPr/>
-          <w:p>
-            <w:pPr>
-              <w:pStyle w:val="Compact"/>
-              <w:jc w:val="left"/>
-            </w:pPr>
-            <w:r>
-              <w:rPr>
-                <w:rStyle w:val="VerbatimChar"/>
-              </w:rPr>
-              <w:t xml:space="preserve">min(1.0, dr_crg_coverage_ratio / dr_ratio_max)</w:t>
+              <w:t xml:space="preserve">min(1.0, dr_crg_coverage_ratio / dr_coverage_target)</w:t>
             </w:r>
           </w:p>
         </w:tc>
@@ -3057,7 +3067,7 @@
         <w:rPr>
           <w:rStyle w:val="VerbatimChar"/>
         </w:rPr>
-        <w:t xml:space="preserve">  + 0.15 × min(1.0, dr_crg_coverage_ratio / dr_ratio_max)                  ← δ: coverage ratio health</w:t>
+        <w:t xml:space="preserve">  + 0.15 × min(1.0, dr_crg_coverage_ratio / dr_coverage_target)           ← δ: coverage ratio health (configurable target; coverage_ratio uses max-not-sum denominator, not fixed dr_ratio)</w:t>
       </w:r>
       <w:r>
         <w:br/>
